--- a/results/FIVE/5_PELLET_PLOTS.docx
+++ b/results/FIVE/5_PELLET_PLOTS.docx
@@ -9,6 +9,9 @@
         </w:rPr>
       </w:pPr>
       <w:r>
+        <w:rPr>
+          <w:noProof/>
+        </w:rPr>
         <w:drawing>
           <wp:anchor distT="0" distB="0" distL="114300" distR="114300" simplePos="0" relativeHeight="251656190" behindDoc="0" locked="0" layoutInCell="1" allowOverlap="1" wp14:anchorId="72E22185" wp14:editId="25A1FF20">
             <wp:simplePos x="0" y="0"/>
@@ -68,6 +71,9 @@
         </w:drawing>
       </w:r>
       <w:r>
+        <w:rPr>
+          <w:noProof/>
+        </w:rPr>
         <w:drawing>
           <wp:anchor distT="0" distB="0" distL="114300" distR="114300" simplePos="0" relativeHeight="251658240" behindDoc="0" locked="0" layoutInCell="1" allowOverlap="1" wp14:anchorId="41820961" wp14:editId="52230DF0">
             <wp:simplePos x="0" y="0"/>
@@ -257,6 +263,322 @@
               </a:graphicData>
             </a:graphic>
           </wp:anchor>
+        </w:drawing>
+      </w:r>
+    </w:p>
+    <w:p/>
+    <w:p>
+      <w:r>
+        <w:drawing>
+          <wp:inline distT="0" distB="0" distL="0" distR="0" wp14:anchorId="4990695B" wp14:editId="1C03B437">
+            <wp:extent cx="5760720" cy="2836545"/>
+            <wp:effectExtent l="0" t="0" r="0" b="1905"/>
+            <wp:docPr id="586783259" name="Picture 1" descr="A group and order diagram&#10;&#10;Description automatically generated with medium confidence"/>
+            <wp:cNvGraphicFramePr>
+              <a:graphicFrameLocks xmlns:a="http://schemas.openxmlformats.org/drawingml/2006/main" noChangeAspect="1"/>
+            </wp:cNvGraphicFramePr>
+            <a:graphic xmlns:a="http://schemas.openxmlformats.org/drawingml/2006/main">
+              <a:graphicData uri="http://schemas.openxmlformats.org/drawingml/2006/picture">
+                <pic:pic xmlns:pic="http://schemas.openxmlformats.org/drawingml/2006/picture">
+                  <pic:nvPicPr>
+                    <pic:cNvPr id="586783259" name="Picture 1" descr="A group and order diagram&#10;&#10;Description automatically generated with medium confidence"/>
+                    <pic:cNvPicPr/>
+                  </pic:nvPicPr>
+                  <pic:blipFill>
+                    <a:blip r:embed="rId8"/>
+                    <a:stretch>
+                      <a:fillRect/>
+                    </a:stretch>
+                  </pic:blipFill>
+                  <pic:spPr>
+                    <a:xfrm>
+                      <a:off x="0" y="0"/>
+                      <a:ext cx="5760720" cy="2836545"/>
+                    </a:xfrm>
+                    <a:prstGeom prst="rect">
+                      <a:avLst/>
+                    </a:prstGeom>
+                  </pic:spPr>
+                </pic:pic>
+              </a:graphicData>
+            </a:graphic>
+          </wp:inline>
+        </w:drawing>
+      </w:r>
+      <w:r>
+        <w:drawing>
+          <wp:inline distT="0" distB="0" distL="0" distR="0" wp14:anchorId="59C8A206" wp14:editId="75997359">
+            <wp:extent cx="5760720" cy="2844165"/>
+            <wp:effectExtent l="0" t="0" r="0" b="0"/>
+            <wp:docPr id="936944280" name="Picture 1" descr="A group of people with blue dots and lines&#10;&#10;Description automatically generated with medium confidence"/>
+            <wp:cNvGraphicFramePr>
+              <a:graphicFrameLocks xmlns:a="http://schemas.openxmlformats.org/drawingml/2006/main" noChangeAspect="1"/>
+            </wp:cNvGraphicFramePr>
+            <a:graphic xmlns:a="http://schemas.openxmlformats.org/drawingml/2006/main">
+              <a:graphicData uri="http://schemas.openxmlformats.org/drawingml/2006/picture">
+                <pic:pic xmlns:pic="http://schemas.openxmlformats.org/drawingml/2006/picture">
+                  <pic:nvPicPr>
+                    <pic:cNvPr id="936944280" name="Picture 1" descr="A group of people with blue dots and lines&#10;&#10;Description automatically generated with medium confidence"/>
+                    <pic:cNvPicPr/>
+                  </pic:nvPicPr>
+                  <pic:blipFill>
+                    <a:blip r:embed="rId9"/>
+                    <a:stretch>
+                      <a:fillRect/>
+                    </a:stretch>
+                  </pic:blipFill>
+                  <pic:spPr>
+                    <a:xfrm>
+                      <a:off x="0" y="0"/>
+                      <a:ext cx="5760720" cy="2844165"/>
+                    </a:xfrm>
+                    <a:prstGeom prst="rect">
+                      <a:avLst/>
+                    </a:prstGeom>
+                  </pic:spPr>
+                </pic:pic>
+              </a:graphicData>
+            </a:graphic>
+          </wp:inline>
+        </w:drawing>
+      </w:r>
+      <w:r>
+        <w:drawing>
+          <wp:inline distT="0" distB="0" distL="0" distR="0" wp14:anchorId="124BB7E9" wp14:editId="43EC6ADC">
+            <wp:extent cx="5760720" cy="2844165"/>
+            <wp:effectExtent l="0" t="0" r="0" b="0"/>
+            <wp:docPr id="506912046" name="Picture 1" descr="A group of people with blue dots and lines&#10;&#10;Description automatically generated with medium confidence"/>
+            <wp:cNvGraphicFramePr>
+              <a:graphicFrameLocks xmlns:a="http://schemas.openxmlformats.org/drawingml/2006/main" noChangeAspect="1"/>
+            </wp:cNvGraphicFramePr>
+            <a:graphic xmlns:a="http://schemas.openxmlformats.org/drawingml/2006/main">
+              <a:graphicData uri="http://schemas.openxmlformats.org/drawingml/2006/picture">
+                <pic:pic xmlns:pic="http://schemas.openxmlformats.org/drawingml/2006/picture">
+                  <pic:nvPicPr>
+                    <pic:cNvPr id="506912046" name="Picture 1" descr="A group of people with blue dots and lines&#10;&#10;Description automatically generated with medium confidence"/>
+                    <pic:cNvPicPr/>
+                  </pic:nvPicPr>
+                  <pic:blipFill>
+                    <a:blip r:embed="rId10"/>
+                    <a:stretch>
+                      <a:fillRect/>
+                    </a:stretch>
+                  </pic:blipFill>
+                  <pic:spPr>
+                    <a:xfrm>
+                      <a:off x="0" y="0"/>
+                      <a:ext cx="5760720" cy="2844165"/>
+                    </a:xfrm>
+                    <a:prstGeom prst="rect">
+                      <a:avLst/>
+                    </a:prstGeom>
+                  </pic:spPr>
+                </pic:pic>
+              </a:graphicData>
+            </a:graphic>
+          </wp:inline>
+        </w:drawing>
+      </w:r>
+    </w:p>
+    <w:p>
+      <w:r>
+        <w:lastRenderedPageBreak/>
+        <w:drawing>
+          <wp:inline distT="0" distB="0" distL="0" distR="0" wp14:anchorId="3C74A8D2" wp14:editId="15E888E3">
+            <wp:extent cx="5760720" cy="2844165"/>
+            <wp:effectExtent l="0" t="0" r="0" b="0"/>
+            <wp:docPr id="958863266" name="Picture 1" descr="A group of groups and groups&#10;&#10;Description automatically generated with medium confidence"/>
+            <wp:cNvGraphicFramePr>
+              <a:graphicFrameLocks xmlns:a="http://schemas.openxmlformats.org/drawingml/2006/main" noChangeAspect="1"/>
+            </wp:cNvGraphicFramePr>
+            <a:graphic xmlns:a="http://schemas.openxmlformats.org/drawingml/2006/main">
+              <a:graphicData uri="http://schemas.openxmlformats.org/drawingml/2006/picture">
+                <pic:pic xmlns:pic="http://schemas.openxmlformats.org/drawingml/2006/picture">
+                  <pic:nvPicPr>
+                    <pic:cNvPr id="958863266" name="Picture 1" descr="A group of groups and groups&#10;&#10;Description automatically generated with medium confidence"/>
+                    <pic:cNvPicPr/>
+                  </pic:nvPicPr>
+                  <pic:blipFill>
+                    <a:blip r:embed="rId11"/>
+                    <a:stretch>
+                      <a:fillRect/>
+                    </a:stretch>
+                  </pic:blipFill>
+                  <pic:spPr>
+                    <a:xfrm>
+                      <a:off x="0" y="0"/>
+                      <a:ext cx="5760720" cy="2844165"/>
+                    </a:xfrm>
+                    <a:prstGeom prst="rect">
+                      <a:avLst/>
+                    </a:prstGeom>
+                  </pic:spPr>
+                </pic:pic>
+              </a:graphicData>
+            </a:graphic>
+          </wp:inline>
+        </w:drawing>
+      </w:r>
+      <w:r>
+        <w:drawing>
+          <wp:inline distT="0" distB="0" distL="0" distR="0" wp14:anchorId="5B12C8E4" wp14:editId="71B6D3E0">
+            <wp:extent cx="5760720" cy="2836545"/>
+            <wp:effectExtent l="0" t="0" r="0" b="1905"/>
+            <wp:docPr id="230065716" name="Picture 1" descr="A graph of a group&#10;&#10;Description automatically generated with medium confidence"/>
+            <wp:cNvGraphicFramePr>
+              <a:graphicFrameLocks xmlns:a="http://schemas.openxmlformats.org/drawingml/2006/main" noChangeAspect="1"/>
+            </wp:cNvGraphicFramePr>
+            <a:graphic xmlns:a="http://schemas.openxmlformats.org/drawingml/2006/main">
+              <a:graphicData uri="http://schemas.openxmlformats.org/drawingml/2006/picture">
+                <pic:pic xmlns:pic="http://schemas.openxmlformats.org/drawingml/2006/picture">
+                  <pic:nvPicPr>
+                    <pic:cNvPr id="230065716" name="Picture 1" descr="A graph of a group&#10;&#10;Description automatically generated with medium confidence"/>
+                    <pic:cNvPicPr/>
+                  </pic:nvPicPr>
+                  <pic:blipFill>
+                    <a:blip r:embed="rId12"/>
+                    <a:stretch>
+                      <a:fillRect/>
+                    </a:stretch>
+                  </pic:blipFill>
+                  <pic:spPr>
+                    <a:xfrm>
+                      <a:off x="0" y="0"/>
+                      <a:ext cx="5760720" cy="2836545"/>
+                    </a:xfrm>
+                    <a:prstGeom prst="rect">
+                      <a:avLst/>
+                    </a:prstGeom>
+                  </pic:spPr>
+                </pic:pic>
+              </a:graphicData>
+            </a:graphic>
+          </wp:inline>
+        </w:drawing>
+      </w:r>
+    </w:p>
+    <w:p/>
+    <w:p/>
+    <w:p/>
+    <w:p/>
+    <w:p/>
+    <w:p/>
+    <w:p/>
+    <w:p/>
+    <w:p/>
+    <w:p/>
+    <w:p/>
+    <w:p>
+      <w:r>
+        <w:lastRenderedPageBreak/>
+        <w:drawing>
+          <wp:inline distT="0" distB="0" distL="0" distR="0" wp14:anchorId="5A0143DF" wp14:editId="606AC58C">
+            <wp:extent cx="5760720" cy="2854325"/>
+            <wp:effectExtent l="0" t="0" r="0" b="3175"/>
+            <wp:docPr id="1941418260" name="Picture 1" descr="A graph of a group and a group&#10;&#10;Description automatically generated with medium confidence"/>
+            <wp:cNvGraphicFramePr>
+              <a:graphicFrameLocks xmlns:a="http://schemas.openxmlformats.org/drawingml/2006/main" noChangeAspect="1"/>
+            </wp:cNvGraphicFramePr>
+            <a:graphic xmlns:a="http://schemas.openxmlformats.org/drawingml/2006/main">
+              <a:graphicData uri="http://schemas.openxmlformats.org/drawingml/2006/picture">
+                <pic:pic xmlns:pic="http://schemas.openxmlformats.org/drawingml/2006/picture">
+                  <pic:nvPicPr>
+                    <pic:cNvPr id="1941418260" name="Picture 1" descr="A graph of a group and a group&#10;&#10;Description automatically generated with medium confidence"/>
+                    <pic:cNvPicPr/>
+                  </pic:nvPicPr>
+                  <pic:blipFill>
+                    <a:blip r:embed="rId13"/>
+                    <a:stretch>
+                      <a:fillRect/>
+                    </a:stretch>
+                  </pic:blipFill>
+                  <pic:spPr>
+                    <a:xfrm>
+                      <a:off x="0" y="0"/>
+                      <a:ext cx="5760720" cy="2854325"/>
+                    </a:xfrm>
+                    <a:prstGeom prst="rect">
+                      <a:avLst/>
+                    </a:prstGeom>
+                  </pic:spPr>
+                </pic:pic>
+              </a:graphicData>
+            </a:graphic>
+          </wp:inline>
+        </w:drawing>
+      </w:r>
+      <w:r>
+        <w:drawing>
+          <wp:inline distT="0" distB="0" distL="0" distR="0" wp14:anchorId="010F4826" wp14:editId="783B344F">
+            <wp:extent cx="5760720" cy="2854325"/>
+            <wp:effectExtent l="0" t="0" r="0" b="3175"/>
+            <wp:docPr id="869295554" name="Picture 1" descr="A graph of a person and person&#10;&#10;Description automatically generated with medium confidence"/>
+            <wp:cNvGraphicFramePr>
+              <a:graphicFrameLocks xmlns:a="http://schemas.openxmlformats.org/drawingml/2006/main" noChangeAspect="1"/>
+            </wp:cNvGraphicFramePr>
+            <a:graphic xmlns:a="http://schemas.openxmlformats.org/drawingml/2006/main">
+              <a:graphicData uri="http://schemas.openxmlformats.org/drawingml/2006/picture">
+                <pic:pic xmlns:pic="http://schemas.openxmlformats.org/drawingml/2006/picture">
+                  <pic:nvPicPr>
+                    <pic:cNvPr id="869295554" name="Picture 1" descr="A graph of a person and person&#10;&#10;Description automatically generated with medium confidence"/>
+                    <pic:cNvPicPr/>
+                  </pic:nvPicPr>
+                  <pic:blipFill>
+                    <a:blip r:embed="rId14"/>
+                    <a:stretch>
+                      <a:fillRect/>
+                    </a:stretch>
+                  </pic:blipFill>
+                  <pic:spPr>
+                    <a:xfrm>
+                      <a:off x="0" y="0"/>
+                      <a:ext cx="5760720" cy="2854325"/>
+                    </a:xfrm>
+                    <a:prstGeom prst="rect">
+                      <a:avLst/>
+                    </a:prstGeom>
+                  </pic:spPr>
+                </pic:pic>
+              </a:graphicData>
+            </a:graphic>
+          </wp:inline>
+        </w:drawing>
+      </w:r>
+      <w:r>
+        <w:drawing>
+          <wp:inline distT="0" distB="0" distL="0" distR="0" wp14:anchorId="1CC0E89D" wp14:editId="3DEAB952">
+            <wp:extent cx="5760720" cy="2854325"/>
+            <wp:effectExtent l="0" t="0" r="0" b="3175"/>
+            <wp:docPr id="1447253348" name="Picture 1"/>
+            <wp:cNvGraphicFramePr>
+              <a:graphicFrameLocks xmlns:a="http://schemas.openxmlformats.org/drawingml/2006/main" noChangeAspect="1"/>
+            </wp:cNvGraphicFramePr>
+            <a:graphic xmlns:a="http://schemas.openxmlformats.org/drawingml/2006/main">
+              <a:graphicData uri="http://schemas.openxmlformats.org/drawingml/2006/picture">
+                <pic:pic xmlns:pic="http://schemas.openxmlformats.org/drawingml/2006/picture">
+                  <pic:nvPicPr>
+                    <pic:cNvPr id="1447253348" name=""/>
+                    <pic:cNvPicPr/>
+                  </pic:nvPicPr>
+                  <pic:blipFill>
+                    <a:blip r:embed="rId15"/>
+                    <a:stretch>
+                      <a:fillRect/>
+                    </a:stretch>
+                  </pic:blipFill>
+                  <pic:spPr>
+                    <a:xfrm>
+                      <a:off x="0" y="0"/>
+                      <a:ext cx="5760720" cy="2854325"/>
+                    </a:xfrm>
+                    <a:prstGeom prst="rect">
+                      <a:avLst/>
+                    </a:prstGeom>
+                  </pic:spPr>
+                </pic:pic>
+              </a:graphicData>
+            </a:graphic>
+          </wp:inline>
         </w:drawing>
       </w:r>
     </w:p>

--- a/results/FIVE/5_PELLET_PLOTS.docx
+++ b/results/FIVE/5_PELLET_PLOTS.docx
@@ -546,10 +546,10 @@
       </w:r>
       <w:r>
         <w:drawing>
-          <wp:inline distT="0" distB="0" distL="0" distR="0" wp14:anchorId="1CC0E89D" wp14:editId="3DEAB952">
+          <wp:inline distT="0" distB="0" distL="0" distR="0" wp14:anchorId="1CC0E89D" wp14:editId="04FA4E6B">
             <wp:extent cx="5760720" cy="2854325"/>
             <wp:effectExtent l="0" t="0" r="0" b="3175"/>
-            <wp:docPr id="1447253348" name="Picture 1"/>
+            <wp:docPr id="1447253348" name="Picture 1" descr="A group of people with blue dots&#10;&#10;Description automatically generated with medium confidence"/>
             <wp:cNvGraphicFramePr>
               <a:graphicFrameLocks xmlns:a="http://schemas.openxmlformats.org/drawingml/2006/main" noChangeAspect="1"/>
             </wp:cNvGraphicFramePr>
@@ -557,7 +557,7 @@
               <a:graphicData uri="http://schemas.openxmlformats.org/drawingml/2006/picture">
                 <pic:pic xmlns:pic="http://schemas.openxmlformats.org/drawingml/2006/picture">
                   <pic:nvPicPr>
-                    <pic:cNvPr id="1447253348" name=""/>
+                    <pic:cNvPr id="1447253348" name="Picture 1" descr="A group of people with blue dots&#10;&#10;Description automatically generated with medium confidence"/>
                     <pic:cNvPicPr/>
                   </pic:nvPicPr>
                   <pic:blipFill>
@@ -582,6 +582,122 @@
         </w:drawing>
       </w:r>
     </w:p>
+    <w:p/>
+    <w:p>
+      <w:r>
+        <w:lastRenderedPageBreak/>
+        <w:drawing>
+          <wp:inline distT="0" distB="0" distL="0" distR="0" wp14:anchorId="6716D07C" wp14:editId="5D5447FA">
+            <wp:extent cx="5760720" cy="2836545"/>
+            <wp:effectExtent l="0" t="0" r="0" b="1905"/>
+            <wp:docPr id="1341442266" name="Picture 1" descr="A group of people with their own data&#10;&#10;Description automatically generated with low confidence"/>
+            <wp:cNvGraphicFramePr>
+              <a:graphicFrameLocks xmlns:a="http://schemas.openxmlformats.org/drawingml/2006/main" noChangeAspect="1"/>
+            </wp:cNvGraphicFramePr>
+            <a:graphic xmlns:a="http://schemas.openxmlformats.org/drawingml/2006/main">
+              <a:graphicData uri="http://schemas.openxmlformats.org/drawingml/2006/picture">
+                <pic:pic xmlns:pic="http://schemas.openxmlformats.org/drawingml/2006/picture">
+                  <pic:nvPicPr>
+                    <pic:cNvPr id="1341442266" name="Picture 1" descr="A group of people with their own data&#10;&#10;Description automatically generated with low confidence"/>
+                    <pic:cNvPicPr/>
+                  </pic:nvPicPr>
+                  <pic:blipFill>
+                    <a:blip r:embed="rId16"/>
+                    <a:stretch>
+                      <a:fillRect/>
+                    </a:stretch>
+                  </pic:blipFill>
+                  <pic:spPr>
+                    <a:xfrm>
+                      <a:off x="0" y="0"/>
+                      <a:ext cx="5760720" cy="2836545"/>
+                    </a:xfrm>
+                    <a:prstGeom prst="rect">
+                      <a:avLst/>
+                    </a:prstGeom>
+                  </pic:spPr>
+                </pic:pic>
+              </a:graphicData>
+            </a:graphic>
+          </wp:inline>
+        </w:drawing>
+      </w:r>
+      <w:r>
+        <w:drawing>
+          <wp:inline distT="0" distB="0" distL="0" distR="0" wp14:anchorId="50A8BF4C" wp14:editId="3D2CB6E8">
+            <wp:extent cx="5760720" cy="2844165"/>
+            <wp:effectExtent l="0" t="0" r="0" b="0"/>
+            <wp:docPr id="353648298" name="Picture 1" descr="A diagram of a group and order&#10;&#10;Description automatically generated"/>
+            <wp:cNvGraphicFramePr>
+              <a:graphicFrameLocks xmlns:a="http://schemas.openxmlformats.org/drawingml/2006/main" noChangeAspect="1"/>
+            </wp:cNvGraphicFramePr>
+            <a:graphic xmlns:a="http://schemas.openxmlformats.org/drawingml/2006/main">
+              <a:graphicData uri="http://schemas.openxmlformats.org/drawingml/2006/picture">
+                <pic:pic xmlns:pic="http://schemas.openxmlformats.org/drawingml/2006/picture">
+                  <pic:nvPicPr>
+                    <pic:cNvPr id="353648298" name="Picture 1" descr="A diagram of a group and order&#10;&#10;Description automatically generated"/>
+                    <pic:cNvPicPr/>
+                  </pic:nvPicPr>
+                  <pic:blipFill>
+                    <a:blip r:embed="rId17"/>
+                    <a:stretch>
+                      <a:fillRect/>
+                    </a:stretch>
+                  </pic:blipFill>
+                  <pic:spPr>
+                    <a:xfrm>
+                      <a:off x="0" y="0"/>
+                      <a:ext cx="5760720" cy="2844165"/>
+                    </a:xfrm>
+                    <a:prstGeom prst="rect">
+                      <a:avLst/>
+                    </a:prstGeom>
+                  </pic:spPr>
+                </pic:pic>
+              </a:graphicData>
+            </a:graphic>
+          </wp:inline>
+        </w:drawing>
+      </w:r>
+      <w:r>
+        <w:drawing>
+          <wp:inline distT="0" distB="0" distL="0" distR="0" wp14:anchorId="475DB26A" wp14:editId="1CE6CE77">
+            <wp:extent cx="5760720" cy="2844165"/>
+            <wp:effectExtent l="0" t="0" r="0" b="0"/>
+            <wp:docPr id="523878001" name="Picture 1" descr="A group of people with blue dots and lines&#10;&#10;Description automatically generated with medium confidence"/>
+            <wp:cNvGraphicFramePr>
+              <a:graphicFrameLocks xmlns:a="http://schemas.openxmlformats.org/drawingml/2006/main" noChangeAspect="1"/>
+            </wp:cNvGraphicFramePr>
+            <a:graphic xmlns:a="http://schemas.openxmlformats.org/drawingml/2006/main">
+              <a:graphicData uri="http://schemas.openxmlformats.org/drawingml/2006/picture">
+                <pic:pic xmlns:pic="http://schemas.openxmlformats.org/drawingml/2006/picture">
+                  <pic:nvPicPr>
+                    <pic:cNvPr id="523878001" name="Picture 1" descr="A group of people with blue dots and lines&#10;&#10;Description automatically generated with medium confidence"/>
+                    <pic:cNvPicPr/>
+                  </pic:nvPicPr>
+                  <pic:blipFill>
+                    <a:blip r:embed="rId18"/>
+                    <a:stretch>
+                      <a:fillRect/>
+                    </a:stretch>
+                  </pic:blipFill>
+                  <pic:spPr>
+                    <a:xfrm>
+                      <a:off x="0" y="0"/>
+                      <a:ext cx="5760720" cy="2844165"/>
+                    </a:xfrm>
+                    <a:prstGeom prst="rect">
+                      <a:avLst/>
+                    </a:prstGeom>
+                  </pic:spPr>
+                </pic:pic>
+              </a:graphicData>
+            </a:graphic>
+          </wp:inline>
+        </w:drawing>
+      </w:r>
+    </w:p>
+    <w:p/>
     <w:sectPr>
       <w:pgSz w:w="11906" w:h="16838"/>
       <w:pgMar w:top="1417" w:right="1417" w:bottom="1417" w:left="1417" w:header="708" w:footer="708" w:gutter="0"/>

--- a/results/FIVE/5_PELLET_PLOTS.docx
+++ b/results/FIVE/5_PELLET_PLOTS.docx
@@ -698,6 +698,124 @@
       </w:r>
     </w:p>
     <w:p/>
+    <w:p>
+      <w:r>
+        <w:lastRenderedPageBreak/>
+        <w:drawing>
+          <wp:inline distT="0" distB="0" distL="0" distR="0" wp14:anchorId="67874F6A" wp14:editId="24BCD0CD">
+            <wp:extent cx="5760720" cy="3557905"/>
+            <wp:effectExtent l="0" t="0" r="0" b="4445"/>
+            <wp:docPr id="273018472" name="Picture 1"/>
+            <wp:cNvGraphicFramePr>
+              <a:graphicFrameLocks xmlns:a="http://schemas.openxmlformats.org/drawingml/2006/main" noChangeAspect="1"/>
+            </wp:cNvGraphicFramePr>
+            <a:graphic xmlns:a="http://schemas.openxmlformats.org/drawingml/2006/main">
+              <a:graphicData uri="http://schemas.openxmlformats.org/drawingml/2006/picture">
+                <pic:pic xmlns:pic="http://schemas.openxmlformats.org/drawingml/2006/picture">
+                  <pic:nvPicPr>
+                    <pic:cNvPr id="273018472" name=""/>
+                    <pic:cNvPicPr/>
+                  </pic:nvPicPr>
+                  <pic:blipFill>
+                    <a:blip r:embed="rId19"/>
+                    <a:stretch>
+                      <a:fillRect/>
+                    </a:stretch>
+                  </pic:blipFill>
+                  <pic:spPr>
+                    <a:xfrm>
+                      <a:off x="0" y="0"/>
+                      <a:ext cx="5760720" cy="3557905"/>
+                    </a:xfrm>
+                    <a:prstGeom prst="rect">
+                      <a:avLst/>
+                    </a:prstGeom>
+                  </pic:spPr>
+                </pic:pic>
+              </a:graphicData>
+            </a:graphic>
+          </wp:inline>
+        </w:drawing>
+      </w:r>
+      <w:r>
+        <w:drawing>
+          <wp:inline distT="0" distB="0" distL="0" distR="0" wp14:anchorId="2D1F45EA" wp14:editId="612A029C">
+            <wp:extent cx="5760720" cy="3687445"/>
+            <wp:effectExtent l="0" t="0" r="0" b="8255"/>
+            <wp:docPr id="1507565378" name="Picture 1" descr="A graph of a diet&#10;&#10;Description automatically generated with medium confidence"/>
+            <wp:cNvGraphicFramePr>
+              <a:graphicFrameLocks xmlns:a="http://schemas.openxmlformats.org/drawingml/2006/main" noChangeAspect="1"/>
+            </wp:cNvGraphicFramePr>
+            <a:graphic xmlns:a="http://schemas.openxmlformats.org/drawingml/2006/main">
+              <a:graphicData uri="http://schemas.openxmlformats.org/drawingml/2006/picture">
+                <pic:pic xmlns:pic="http://schemas.openxmlformats.org/drawingml/2006/picture">
+                  <pic:nvPicPr>
+                    <pic:cNvPr id="1507565378" name="Picture 1" descr="A graph of a diet&#10;&#10;Description automatically generated with medium confidence"/>
+                    <pic:cNvPicPr/>
+                  </pic:nvPicPr>
+                  <pic:blipFill>
+                    <a:blip r:embed="rId20"/>
+                    <a:stretch>
+                      <a:fillRect/>
+                    </a:stretch>
+                  </pic:blipFill>
+                  <pic:spPr>
+                    <a:xfrm>
+                      <a:off x="0" y="0"/>
+                      <a:ext cx="5760720" cy="3687445"/>
+                    </a:xfrm>
+                    <a:prstGeom prst="rect">
+                      <a:avLst/>
+                    </a:prstGeom>
+                  </pic:spPr>
+                </pic:pic>
+              </a:graphicData>
+            </a:graphic>
+          </wp:inline>
+        </w:drawing>
+      </w:r>
+      <w:r>
+        <w:lastRenderedPageBreak/>
+        <w:drawing>
+          <wp:inline distT="0" distB="0" distL="0" distR="0" wp14:anchorId="5BF84FCF" wp14:editId="365AD33C">
+            <wp:extent cx="5760720" cy="3592195"/>
+            <wp:effectExtent l="0" t="0" r="0" b="8255"/>
+            <wp:docPr id="2075538021" name="Picture 1"/>
+            <wp:cNvGraphicFramePr>
+              <a:graphicFrameLocks xmlns:a="http://schemas.openxmlformats.org/drawingml/2006/main" noChangeAspect="1"/>
+            </wp:cNvGraphicFramePr>
+            <a:graphic xmlns:a="http://schemas.openxmlformats.org/drawingml/2006/main">
+              <a:graphicData uri="http://schemas.openxmlformats.org/drawingml/2006/picture">
+                <pic:pic xmlns:pic="http://schemas.openxmlformats.org/drawingml/2006/picture">
+                  <pic:nvPicPr>
+                    <pic:cNvPr id="2075538021" name=""/>
+                    <pic:cNvPicPr/>
+                  </pic:nvPicPr>
+                  <pic:blipFill>
+                    <a:blip r:embed="rId21"/>
+                    <a:stretch>
+                      <a:fillRect/>
+                    </a:stretch>
+                  </pic:blipFill>
+                  <pic:spPr>
+                    <a:xfrm>
+                      <a:off x="0" y="0"/>
+                      <a:ext cx="5760720" cy="3592195"/>
+                    </a:xfrm>
+                    <a:prstGeom prst="rect">
+                      <a:avLst/>
+                    </a:prstGeom>
+                  </pic:spPr>
+                </pic:pic>
+              </a:graphicData>
+            </a:graphic>
+          </wp:inline>
+        </w:drawing>
+      </w:r>
+    </w:p>
+    <w:p/>
+    <w:p/>
+    <w:p/>
     <w:sectPr>
       <w:pgSz w:w="11906" w:h="16838"/>
       <w:pgMar w:top="1417" w:right="1417" w:bottom="1417" w:left="1417" w:header="708" w:footer="708" w:gutter="0"/>

--- a/results/FIVE/5_PELLET_PLOTS.docx
+++ b/results/FIVE/5_PELLET_PLOTS.docx
@@ -269,6 +269,9 @@
     <w:p/>
     <w:p>
       <w:r>
+        <w:rPr>
+          <w:noProof/>
+        </w:rPr>
         <w:drawing>
           <wp:inline distT="0" distB="0" distL="0" distR="0" wp14:anchorId="4990695B" wp14:editId="1C03B437">
             <wp:extent cx="5760720" cy="2836545"/>
@@ -306,6 +309,9 @@
         </w:drawing>
       </w:r>
       <w:r>
+        <w:rPr>
+          <w:noProof/>
+        </w:rPr>
         <w:drawing>
           <wp:inline distT="0" distB="0" distL="0" distR="0" wp14:anchorId="59C8A206" wp14:editId="75997359">
             <wp:extent cx="5760720" cy="2844165"/>
@@ -343,6 +349,9 @@
         </w:drawing>
       </w:r>
       <w:r>
+        <w:rPr>
+          <w:noProof/>
+        </w:rPr>
         <w:drawing>
           <wp:inline distT="0" distB="0" distL="0" distR="0" wp14:anchorId="124BB7E9" wp14:editId="43EC6ADC">
             <wp:extent cx="5760720" cy="2844165"/>
@@ -382,6 +391,9 @@
     </w:p>
     <w:p>
       <w:r>
+        <w:rPr>
+          <w:noProof/>
+        </w:rPr>
         <w:lastRenderedPageBreak/>
         <w:drawing>
           <wp:inline distT="0" distB="0" distL="0" distR="0" wp14:anchorId="3C74A8D2" wp14:editId="15E888E3">
@@ -420,6 +432,9 @@
         </w:drawing>
       </w:r>
       <w:r>
+        <w:rPr>
+          <w:noProof/>
+        </w:rPr>
         <w:drawing>
           <wp:inline distT="0" distB="0" distL="0" distR="0" wp14:anchorId="5B12C8E4" wp14:editId="71B6D3E0">
             <wp:extent cx="5760720" cy="2836545"/>
@@ -470,6 +485,9 @@
     <w:p/>
     <w:p>
       <w:r>
+        <w:rPr>
+          <w:noProof/>
+        </w:rPr>
         <w:lastRenderedPageBreak/>
         <w:drawing>
           <wp:inline distT="0" distB="0" distL="0" distR="0" wp14:anchorId="5A0143DF" wp14:editId="606AC58C">
@@ -508,6 +526,9 @@
         </w:drawing>
       </w:r>
       <w:r>
+        <w:rPr>
+          <w:noProof/>
+        </w:rPr>
         <w:drawing>
           <wp:inline distT="0" distB="0" distL="0" distR="0" wp14:anchorId="010F4826" wp14:editId="783B344F">
             <wp:extent cx="5760720" cy="2854325"/>
@@ -545,6 +566,9 @@
         </w:drawing>
       </w:r>
       <w:r>
+        <w:rPr>
+          <w:noProof/>
+        </w:rPr>
         <w:drawing>
           <wp:inline distT="0" distB="0" distL="0" distR="0" wp14:anchorId="1CC0E89D" wp14:editId="04FA4E6B">
             <wp:extent cx="5760720" cy="2854325"/>
@@ -585,6 +609,9 @@
     <w:p/>
     <w:p>
       <w:r>
+        <w:rPr>
+          <w:noProof/>
+        </w:rPr>
         <w:lastRenderedPageBreak/>
         <w:drawing>
           <wp:inline distT="0" distB="0" distL="0" distR="0" wp14:anchorId="6716D07C" wp14:editId="5D5447FA">
@@ -623,6 +650,9 @@
         </w:drawing>
       </w:r>
       <w:r>
+        <w:rPr>
+          <w:noProof/>
+        </w:rPr>
         <w:drawing>
           <wp:inline distT="0" distB="0" distL="0" distR="0" wp14:anchorId="50A8BF4C" wp14:editId="3D2CB6E8">
             <wp:extent cx="5760720" cy="2844165"/>
@@ -660,6 +690,9 @@
         </w:drawing>
       </w:r>
       <w:r>
+        <w:rPr>
+          <w:noProof/>
+        </w:rPr>
         <w:drawing>
           <wp:inline distT="0" distB="0" distL="0" distR="0" wp14:anchorId="475DB26A" wp14:editId="1CE6CE77">
             <wp:extent cx="5760720" cy="2844165"/>
@@ -700,6 +733,9 @@
     <w:p/>
     <w:p>
       <w:r>
+        <w:rPr>
+          <w:noProof/>
+        </w:rPr>
         <w:lastRenderedPageBreak/>
         <w:drawing>
           <wp:inline distT="0" distB="0" distL="0" distR="0" wp14:anchorId="67874F6A" wp14:editId="24BCD0CD">
@@ -738,6 +774,9 @@
         </w:drawing>
       </w:r>
       <w:r>
+        <w:rPr>
+          <w:noProof/>
+        </w:rPr>
         <w:drawing>
           <wp:inline distT="0" distB="0" distL="0" distR="0" wp14:anchorId="2D1F45EA" wp14:editId="612A029C">
             <wp:extent cx="5760720" cy="3687445"/>
@@ -775,11 +814,14 @@
         </w:drawing>
       </w:r>
       <w:r>
+        <w:rPr>
+          <w:noProof/>
+        </w:rPr>
         <w:lastRenderedPageBreak/>
         <w:drawing>
-          <wp:inline distT="0" distB="0" distL="0" distR="0" wp14:anchorId="5BF84FCF" wp14:editId="365AD33C">
-            <wp:extent cx="5760720" cy="3592195"/>
-            <wp:effectExtent l="0" t="0" r="0" b="8255"/>
+          <wp:inline distT="0" distB="0" distL="0" distR="0" wp14:anchorId="5BF84FCF" wp14:editId="59265C89">
+            <wp:extent cx="5760720" cy="3591897"/>
+            <wp:effectExtent l="0" t="0" r="0" b="8890"/>
             <wp:docPr id="2075538021" name="Picture 1"/>
             <wp:cNvGraphicFramePr>
               <a:graphicFrameLocks xmlns:a="http://schemas.openxmlformats.org/drawingml/2006/main" noChangeAspect="1"/>
@@ -788,11 +830,98 @@
               <a:graphicData uri="http://schemas.openxmlformats.org/drawingml/2006/picture">
                 <pic:pic xmlns:pic="http://schemas.openxmlformats.org/drawingml/2006/picture">
                   <pic:nvPicPr>
-                    <pic:cNvPr id="2075538021" name=""/>
+                    <pic:cNvPr id="2075538021" name="Picture 1"/>
                     <pic:cNvPicPr/>
                   </pic:nvPicPr>
                   <pic:blipFill>
-                    <a:blip r:embed="rId21"/>
+                    <a:blip r:embed="rId21">
+                      <a:extLst>
+                        <a:ext uri="{28A0092B-C50C-407E-A947-70E740481C1C}">
+                          <a14:useLocalDpi xmlns:a14="http://schemas.microsoft.com/office/drawing/2010/main" val="0"/>
+                        </a:ext>
+                      </a:extLst>
+                    </a:blip>
+                    <a:stretch>
+                      <a:fillRect/>
+                    </a:stretch>
+                  </pic:blipFill>
+                  <pic:spPr>
+                    <a:xfrm>
+                      <a:off x="0" y="0"/>
+                      <a:ext cx="5760720" cy="3591897"/>
+                    </a:xfrm>
+                    <a:prstGeom prst="rect">
+                      <a:avLst/>
+                    </a:prstGeom>
+                  </pic:spPr>
+                </pic:pic>
+              </a:graphicData>
+            </a:graphic>
+          </wp:inline>
+        </w:drawing>
+      </w:r>
+    </w:p>
+    <w:p/>
+    <w:p/>
+    <w:p>
+      <w:r>
+        <w:drawing>
+          <wp:inline distT="0" distB="0" distL="0" distR="0" wp14:anchorId="169FFB64" wp14:editId="5087C027">
+            <wp:extent cx="5760720" cy="3612515"/>
+            <wp:effectExtent l="0" t="0" r="0" b="6985"/>
+            <wp:docPr id="973099990" name="Picture 1" descr="A graph of a diet&#10;&#10;Description automatically generated with medium confidence"/>
+            <wp:cNvGraphicFramePr>
+              <a:graphicFrameLocks xmlns:a="http://schemas.openxmlformats.org/drawingml/2006/main" noChangeAspect="1"/>
+            </wp:cNvGraphicFramePr>
+            <a:graphic xmlns:a="http://schemas.openxmlformats.org/drawingml/2006/main">
+              <a:graphicData uri="http://schemas.openxmlformats.org/drawingml/2006/picture">
+                <pic:pic xmlns:pic="http://schemas.openxmlformats.org/drawingml/2006/picture">
+                  <pic:nvPicPr>
+                    <pic:cNvPr id="973099990" name="Picture 1" descr="A graph of a diet&#10;&#10;Description automatically generated with medium confidence"/>
+                    <pic:cNvPicPr/>
+                  </pic:nvPicPr>
+                  <pic:blipFill>
+                    <a:blip r:embed="rId22"/>
+                    <a:stretch>
+                      <a:fillRect/>
+                    </a:stretch>
+                  </pic:blipFill>
+                  <pic:spPr>
+                    <a:xfrm>
+                      <a:off x="0" y="0"/>
+                      <a:ext cx="5760720" cy="3612515"/>
+                    </a:xfrm>
+                    <a:prstGeom prst="rect">
+                      <a:avLst/>
+                    </a:prstGeom>
+                  </pic:spPr>
+                </pic:pic>
+              </a:graphicData>
+            </a:graphic>
+          </wp:inline>
+        </w:drawing>
+      </w:r>
+    </w:p>
+    <w:p>
+      <w:r>
+        <w:lastRenderedPageBreak/>
+        <w:drawing>
+          <wp:inline distT="0" distB="0" distL="0" distR="0" wp14:anchorId="7DEE291C" wp14:editId="136F494F">
+            <wp:extent cx="5760720" cy="3592195"/>
+            <wp:effectExtent l="0" t="0" r="0" b="8255"/>
+            <wp:docPr id="1888591817" name="Picture 1" descr="A graph of a diet&#10;&#10;Description automatically generated with medium confidence"/>
+            <wp:cNvGraphicFramePr>
+              <a:graphicFrameLocks xmlns:a="http://schemas.openxmlformats.org/drawingml/2006/main" noChangeAspect="1"/>
+            </wp:cNvGraphicFramePr>
+            <a:graphic xmlns:a="http://schemas.openxmlformats.org/drawingml/2006/main">
+              <a:graphicData uri="http://schemas.openxmlformats.org/drawingml/2006/picture">
+                <pic:pic xmlns:pic="http://schemas.openxmlformats.org/drawingml/2006/picture">
+                  <pic:nvPicPr>
+                    <pic:cNvPr id="1888591817" name="Picture 1" descr="A graph of a diet&#10;&#10;Description automatically generated with medium confidence"/>
+                    <pic:cNvPicPr/>
+                  </pic:nvPicPr>
+                  <pic:blipFill>
+                    <a:blip r:embed="rId23"/>
                     <a:stretch>
                       <a:fillRect/>
                     </a:stretch>
@@ -813,9 +942,124 @@
         </w:drawing>
       </w:r>
     </w:p>
+    <w:p>
+      <w:r>
+        <w:drawing>
+          <wp:inline distT="0" distB="0" distL="0" distR="0" wp14:anchorId="0090A3E1" wp14:editId="0B3AD375">
+            <wp:extent cx="5760720" cy="3592195"/>
+            <wp:effectExtent l="0" t="0" r="0" b="8255"/>
+            <wp:docPr id="2046725249" name="Picture 1" descr="A graph of a diet&#10;&#10;Description automatically generated with medium confidence"/>
+            <wp:cNvGraphicFramePr>
+              <a:graphicFrameLocks xmlns:a="http://schemas.openxmlformats.org/drawingml/2006/main" noChangeAspect="1"/>
+            </wp:cNvGraphicFramePr>
+            <a:graphic xmlns:a="http://schemas.openxmlformats.org/drawingml/2006/main">
+              <a:graphicData uri="http://schemas.openxmlformats.org/drawingml/2006/picture">
+                <pic:pic xmlns:pic="http://schemas.openxmlformats.org/drawingml/2006/picture">
+                  <pic:nvPicPr>
+                    <pic:cNvPr id="2046725249" name="Picture 1" descr="A graph of a diet&#10;&#10;Description automatically generated with medium confidence"/>
+                    <pic:cNvPicPr/>
+                  </pic:nvPicPr>
+                  <pic:blipFill>
+                    <a:blip r:embed="rId24"/>
+                    <a:stretch>
+                      <a:fillRect/>
+                    </a:stretch>
+                  </pic:blipFill>
+                  <pic:spPr>
+                    <a:xfrm>
+                      <a:off x="0" y="0"/>
+                      <a:ext cx="5760720" cy="3592195"/>
+                    </a:xfrm>
+                    <a:prstGeom prst="rect">
+                      <a:avLst/>
+                    </a:prstGeom>
+                  </pic:spPr>
+                </pic:pic>
+              </a:graphicData>
+            </a:graphic>
+          </wp:inline>
+        </w:drawing>
+      </w:r>
+    </w:p>
     <w:p/>
     <w:p/>
-    <w:p/>
+    <w:p>
+      <w:r>
+        <w:lastRenderedPageBreak/>
+        <w:drawing>
+          <wp:inline distT="0" distB="0" distL="0" distR="0" wp14:anchorId="7F2C09B7" wp14:editId="6292BF32">
+            <wp:extent cx="5760720" cy="3817620"/>
+            <wp:effectExtent l="0" t="0" r="0" b="0"/>
+            <wp:docPr id="187463203" name="Picture 1"/>
+            <wp:cNvGraphicFramePr>
+              <a:graphicFrameLocks xmlns:a="http://schemas.openxmlformats.org/drawingml/2006/main" noChangeAspect="1"/>
+            </wp:cNvGraphicFramePr>
+            <a:graphic xmlns:a="http://schemas.openxmlformats.org/drawingml/2006/main">
+              <a:graphicData uri="http://schemas.openxmlformats.org/drawingml/2006/picture">
+                <pic:pic xmlns:pic="http://schemas.openxmlformats.org/drawingml/2006/picture">
+                  <pic:nvPicPr>
+                    <pic:cNvPr id="187463203" name=""/>
+                    <pic:cNvPicPr/>
+                  </pic:nvPicPr>
+                  <pic:blipFill>
+                    <a:blip r:embed="rId25"/>
+                    <a:stretch>
+                      <a:fillRect/>
+                    </a:stretch>
+                  </pic:blipFill>
+                  <pic:spPr>
+                    <a:xfrm>
+                      <a:off x="0" y="0"/>
+                      <a:ext cx="5760720" cy="3817620"/>
+                    </a:xfrm>
+                    <a:prstGeom prst="rect">
+                      <a:avLst/>
+                    </a:prstGeom>
+                  </pic:spPr>
+                </pic:pic>
+              </a:graphicData>
+            </a:graphic>
+          </wp:inline>
+        </w:drawing>
+      </w:r>
+      <w:r>
+        <w:drawing>
+          <wp:inline distT="0" distB="0" distL="0" distR="0" wp14:anchorId="5FB30908" wp14:editId="6CD710B7">
+            <wp:extent cx="5760720" cy="3865880"/>
+            <wp:effectExtent l="0" t="0" r="0" b="1270"/>
+            <wp:docPr id="2067372684" name="Picture 1"/>
+            <wp:cNvGraphicFramePr>
+              <a:graphicFrameLocks xmlns:a="http://schemas.openxmlformats.org/drawingml/2006/main" noChangeAspect="1"/>
+            </wp:cNvGraphicFramePr>
+            <a:graphic xmlns:a="http://schemas.openxmlformats.org/drawingml/2006/main">
+              <a:graphicData uri="http://schemas.openxmlformats.org/drawingml/2006/picture">
+                <pic:pic xmlns:pic="http://schemas.openxmlformats.org/drawingml/2006/picture">
+                  <pic:nvPicPr>
+                    <pic:cNvPr id="2067372684" name=""/>
+                    <pic:cNvPicPr/>
+                  </pic:nvPicPr>
+                  <pic:blipFill>
+                    <a:blip r:embed="rId26"/>
+                    <a:stretch>
+                      <a:fillRect/>
+                    </a:stretch>
+                  </pic:blipFill>
+                  <pic:spPr>
+                    <a:xfrm>
+                      <a:off x="0" y="0"/>
+                      <a:ext cx="5760720" cy="3865880"/>
+                    </a:xfrm>
+                    <a:prstGeom prst="rect">
+                      <a:avLst/>
+                    </a:prstGeom>
+                  </pic:spPr>
+                </pic:pic>
+              </a:graphicData>
+            </a:graphic>
+          </wp:inline>
+        </w:drawing>
+      </w:r>
+    </w:p>
     <w:sectPr>
       <w:pgSz w:w="11906" w:h="16838"/>
       <w:pgMar w:top="1417" w:right="1417" w:bottom="1417" w:left="1417" w:header="708" w:footer="708" w:gutter="0"/>

--- a/results/FIVE/5_PELLET_PLOTS.docx
+++ b/results/FIVE/5_PELLET_PLOTS.docx
@@ -865,6 +865,9 @@
     <w:p/>
     <w:p>
       <w:r>
+        <w:rPr>
+          <w:noProof/>
+        </w:rPr>
         <w:drawing>
           <wp:inline distT="0" distB="0" distL="0" distR="0" wp14:anchorId="169FFB64" wp14:editId="5087C027">
             <wp:extent cx="5760720" cy="3612515"/>
@@ -904,6 +907,9 @@
     </w:p>
     <w:p>
       <w:r>
+        <w:rPr>
+          <w:noProof/>
+        </w:rPr>
         <w:lastRenderedPageBreak/>
         <w:drawing>
           <wp:inline distT="0" distB="0" distL="0" distR="0" wp14:anchorId="7DEE291C" wp14:editId="136F494F">
@@ -944,6 +950,9 @@
     </w:p>
     <w:p>
       <w:r>
+        <w:rPr>
+          <w:noProof/>
+        </w:rPr>
         <w:drawing>
           <wp:inline distT="0" distB="0" distL="0" distR="0" wp14:anchorId="0090A3E1" wp14:editId="0B3AD375">
             <wp:extent cx="5760720" cy="3592195"/>
@@ -985,6 +994,9 @@
     <w:p/>
     <w:p>
       <w:r>
+        <w:rPr>
+          <w:noProof/>
+        </w:rPr>
         <w:lastRenderedPageBreak/>
         <w:drawing>
           <wp:inline distT="0" distB="0" distL="0" distR="0" wp14:anchorId="7F2C09B7" wp14:editId="6292BF32">
@@ -1023,6 +1035,9 @@
         </w:drawing>
       </w:r>
       <w:r>
+        <w:rPr>
+          <w:noProof/>
+        </w:rPr>
         <w:drawing>
           <wp:inline distT="0" distB="0" distL="0" distR="0" wp14:anchorId="5FB30908" wp14:editId="6CD710B7">
             <wp:extent cx="5760720" cy="3865880"/>
@@ -1048,6 +1063,285 @@
                     <a:xfrm>
                       <a:off x="0" y="0"/>
                       <a:ext cx="5760720" cy="3865880"/>
+                    </a:xfrm>
+                    <a:prstGeom prst="rect">
+                      <a:avLst/>
+                    </a:prstGeom>
+                  </pic:spPr>
+                </pic:pic>
+              </a:graphicData>
+            </a:graphic>
+          </wp:inline>
+        </w:drawing>
+      </w:r>
+    </w:p>
+    <w:p/>
+    <w:p/>
+    <w:p/>
+    <w:p/>
+    <w:p/>
+    <w:p>
+      <w:r>
+        <w:rPr>
+          <w:noProof/>
+        </w:rPr>
+        <w:drawing>
+          <wp:anchor distT="0" distB="0" distL="114300" distR="114300" simplePos="0" relativeHeight="251661312" behindDoc="0" locked="0" layoutInCell="1" allowOverlap="1" wp14:anchorId="4DE5025C" wp14:editId="6109923C">
+            <wp:simplePos x="0" y="0"/>
+            <wp:positionH relativeFrom="column">
+              <wp:posOffset>71755</wp:posOffset>
+            </wp:positionH>
+            <wp:positionV relativeFrom="paragraph">
+              <wp:posOffset>4415155</wp:posOffset>
+            </wp:positionV>
+            <wp:extent cx="4791075" cy="4149941"/>
+            <wp:effectExtent l="0" t="0" r="0" b="3175"/>
+            <wp:wrapNone/>
+            <wp:docPr id="1141242479" name="Picture 1" descr="A screenshot of a graph&#10;&#10;Description automatically generated"/>
+            <wp:cNvGraphicFramePr>
+              <a:graphicFrameLocks xmlns:a="http://schemas.openxmlformats.org/drawingml/2006/main" noChangeAspect="1"/>
+            </wp:cNvGraphicFramePr>
+            <a:graphic xmlns:a="http://schemas.openxmlformats.org/drawingml/2006/main">
+              <a:graphicData uri="http://schemas.openxmlformats.org/drawingml/2006/picture">
+                <pic:pic xmlns:pic="http://schemas.openxmlformats.org/drawingml/2006/picture">
+                  <pic:nvPicPr>
+                    <pic:cNvPr id="1141242479" name="Picture 1" descr="A screenshot of a graph&#10;&#10;Description automatically generated"/>
+                    <pic:cNvPicPr/>
+                  </pic:nvPicPr>
+                  <pic:blipFill>
+                    <a:blip r:embed="rId27">
+                      <a:extLst>
+                        <a:ext uri="{28A0092B-C50C-407E-A947-70E740481C1C}">
+                          <a14:useLocalDpi xmlns:a14="http://schemas.microsoft.com/office/drawing/2010/main" val="0"/>
+                        </a:ext>
+                      </a:extLst>
+                    </a:blip>
+                    <a:stretch>
+                      <a:fillRect/>
+                    </a:stretch>
+                  </pic:blipFill>
+                  <pic:spPr>
+                    <a:xfrm>
+                      <a:off x="0" y="0"/>
+                      <a:ext cx="4791075" cy="4149941"/>
+                    </a:xfrm>
+                    <a:prstGeom prst="rect">
+                      <a:avLst/>
+                    </a:prstGeom>
+                  </pic:spPr>
+                </pic:pic>
+              </a:graphicData>
+            </a:graphic>
+            <wp14:sizeRelH relativeFrom="margin">
+              <wp14:pctWidth>0</wp14:pctWidth>
+            </wp14:sizeRelH>
+            <wp14:sizeRelV relativeFrom="margin">
+              <wp14:pctHeight>0</wp14:pctHeight>
+            </wp14:sizeRelV>
+          </wp:anchor>
+        </w:drawing>
+      </w:r>
+      <w:r>
+        <w:rPr>
+          <w:noProof/>
+        </w:rPr>
+        <w:drawing>
+          <wp:inline distT="0" distB="0" distL="0" distR="0" wp14:anchorId="1712A33C" wp14:editId="410CF071">
+            <wp:extent cx="4970145" cy="4305048"/>
+            <wp:effectExtent l="0" t="0" r="1905" b="635"/>
+            <wp:docPr id="972043237" name="Picture 1" descr="A chart of different colored squares&#10;&#10;Description automatically generated"/>
+            <wp:cNvGraphicFramePr>
+              <a:graphicFrameLocks xmlns:a="http://schemas.openxmlformats.org/drawingml/2006/main" noChangeAspect="1"/>
+            </wp:cNvGraphicFramePr>
+            <a:graphic xmlns:a="http://schemas.openxmlformats.org/drawingml/2006/main">
+              <a:graphicData uri="http://schemas.openxmlformats.org/drawingml/2006/picture">
+                <pic:pic xmlns:pic="http://schemas.openxmlformats.org/drawingml/2006/picture">
+                  <pic:nvPicPr>
+                    <pic:cNvPr id="972043237" name="Picture 1" descr="A chart of different colored squares&#10;&#10;Description automatically generated"/>
+                    <pic:cNvPicPr/>
+                  </pic:nvPicPr>
+                  <pic:blipFill>
+                    <a:blip r:embed="rId28"/>
+                    <a:stretch>
+                      <a:fillRect/>
+                    </a:stretch>
+                  </pic:blipFill>
+                  <pic:spPr>
+                    <a:xfrm>
+                      <a:off x="0" y="0"/>
+                      <a:ext cx="4973389" cy="4307858"/>
+                    </a:xfrm>
+                    <a:prstGeom prst="rect">
+                      <a:avLst/>
+                    </a:prstGeom>
+                  </pic:spPr>
+                </pic:pic>
+              </a:graphicData>
+            </a:graphic>
+          </wp:inline>
+        </w:drawing>
+      </w:r>
+    </w:p>
+    <w:p/>
+    <w:p/>
+    <w:p>
+      <w:r>
+        <w:rPr>
+          <w:noProof/>
+        </w:rPr>
+        <w:lastRenderedPageBreak/>
+        <w:drawing>
+          <wp:inline distT="0" distB="0" distL="0" distR="0" wp14:anchorId="7E9AA7B2" wp14:editId="0696AED5">
+            <wp:extent cx="4639073" cy="4018280"/>
+            <wp:effectExtent l="0" t="0" r="9525" b="1270"/>
+            <wp:docPr id="2096834313" name="Picture 1" descr="A chart of different colored squares&#10;&#10;Description automatically generated"/>
+            <wp:cNvGraphicFramePr>
+              <a:graphicFrameLocks xmlns:a="http://schemas.openxmlformats.org/drawingml/2006/main" noChangeAspect="1"/>
+            </wp:cNvGraphicFramePr>
+            <a:graphic xmlns:a="http://schemas.openxmlformats.org/drawingml/2006/main">
+              <a:graphicData uri="http://schemas.openxmlformats.org/drawingml/2006/picture">
+                <pic:pic xmlns:pic="http://schemas.openxmlformats.org/drawingml/2006/picture">
+                  <pic:nvPicPr>
+                    <pic:cNvPr id="2096834313" name="Picture 1" descr="A chart of different colored squares&#10;&#10;Description automatically generated"/>
+                    <pic:cNvPicPr/>
+                  </pic:nvPicPr>
+                  <pic:blipFill>
+                    <a:blip r:embed="rId29"/>
+                    <a:stretch>
+                      <a:fillRect/>
+                    </a:stretch>
+                  </pic:blipFill>
+                  <pic:spPr>
+                    <a:xfrm>
+                      <a:off x="0" y="0"/>
+                      <a:ext cx="4642335" cy="4021106"/>
+                    </a:xfrm>
+                    <a:prstGeom prst="rect">
+                      <a:avLst/>
+                    </a:prstGeom>
+                  </pic:spPr>
+                </pic:pic>
+              </a:graphicData>
+            </a:graphic>
+          </wp:inline>
+        </w:drawing>
+      </w:r>
+    </w:p>
+    <w:p>
+      <w:r>
+        <w:rPr>
+          <w:noProof/>
+        </w:rPr>
+        <w:drawing>
+          <wp:inline distT="0" distB="0" distL="0" distR="0" wp14:anchorId="5FA1071E" wp14:editId="10A35053">
+            <wp:extent cx="4686300" cy="4059187"/>
+            <wp:effectExtent l="0" t="0" r="0" b="0"/>
+            <wp:docPr id="441984622" name="Picture 1" descr="A chart of different colored squares&#10;&#10;Description automatically generated"/>
+            <wp:cNvGraphicFramePr>
+              <a:graphicFrameLocks xmlns:a="http://schemas.openxmlformats.org/drawingml/2006/main" noChangeAspect="1"/>
+            </wp:cNvGraphicFramePr>
+            <a:graphic xmlns:a="http://schemas.openxmlformats.org/drawingml/2006/main">
+              <a:graphicData uri="http://schemas.openxmlformats.org/drawingml/2006/picture">
+                <pic:pic xmlns:pic="http://schemas.openxmlformats.org/drawingml/2006/picture">
+                  <pic:nvPicPr>
+                    <pic:cNvPr id="441984622" name="Picture 1" descr="A chart of different colored squares&#10;&#10;Description automatically generated"/>
+                    <pic:cNvPicPr/>
+                  </pic:nvPicPr>
+                  <pic:blipFill>
+                    <a:blip r:embed="rId30"/>
+                    <a:stretch>
+                      <a:fillRect/>
+                    </a:stretch>
+                  </pic:blipFill>
+                  <pic:spPr>
+                    <a:xfrm>
+                      <a:off x="0" y="0"/>
+                      <a:ext cx="4689258" cy="4061749"/>
+                    </a:xfrm>
+                    <a:prstGeom prst="rect">
+                      <a:avLst/>
+                    </a:prstGeom>
+                  </pic:spPr>
+                </pic:pic>
+              </a:graphicData>
+            </a:graphic>
+          </wp:inline>
+        </w:drawing>
+      </w:r>
+    </w:p>
+    <w:p/>
+    <w:p/>
+    <w:p/>
+    <w:p/>
+    <w:p>
+      <w:r>
+        <w:drawing>
+          <wp:inline distT="0" distB="0" distL="0" distR="0" wp14:anchorId="12104F22" wp14:editId="138CC88D">
+            <wp:extent cx="5760720" cy="2844165"/>
+            <wp:effectExtent l="0" t="0" r="0" b="0"/>
+            <wp:docPr id="667500646" name="Picture 1" descr="A diagram of a casein&#10;&#10;Description automatically generated"/>
+            <wp:cNvGraphicFramePr>
+              <a:graphicFrameLocks xmlns:a="http://schemas.openxmlformats.org/drawingml/2006/main" noChangeAspect="1"/>
+            </wp:cNvGraphicFramePr>
+            <a:graphic xmlns:a="http://schemas.openxmlformats.org/drawingml/2006/main">
+              <a:graphicData uri="http://schemas.openxmlformats.org/drawingml/2006/picture">
+                <pic:pic xmlns:pic="http://schemas.openxmlformats.org/drawingml/2006/picture">
+                  <pic:nvPicPr>
+                    <pic:cNvPr id="667500646" name="Picture 1" descr="A diagram of a casein&#10;&#10;Description automatically generated"/>
+                    <pic:cNvPicPr/>
+                  </pic:nvPicPr>
+                  <pic:blipFill>
+                    <a:blip r:embed="rId31"/>
+                    <a:stretch>
+                      <a:fillRect/>
+                    </a:stretch>
+                  </pic:blipFill>
+                  <pic:spPr>
+                    <a:xfrm>
+                      <a:off x="0" y="0"/>
+                      <a:ext cx="5760720" cy="2844165"/>
+                    </a:xfrm>
+                    <a:prstGeom prst="rect">
+                      <a:avLst/>
+                    </a:prstGeom>
+                  </pic:spPr>
+                </pic:pic>
+              </a:graphicData>
+            </a:graphic>
+          </wp:inline>
+        </w:drawing>
+      </w:r>
+    </w:p>
+    <w:p/>
+    <w:p/>
+    <w:p/>
+    <w:p>
+      <w:r>
+        <w:drawing>
+          <wp:inline distT="0" distB="0" distL="0" distR="0" wp14:anchorId="446E1620" wp14:editId="58BBCD49">
+            <wp:extent cx="5760720" cy="2854325"/>
+            <wp:effectExtent l="0" t="0" r="0" b="3175"/>
+            <wp:docPr id="2101718871" name="Picture 1" descr="A diagram of a person and person&#10;&#10;Description automatically generated with medium confidence"/>
+            <wp:cNvGraphicFramePr>
+              <a:graphicFrameLocks xmlns:a="http://schemas.openxmlformats.org/drawingml/2006/main" noChangeAspect="1"/>
+            </wp:cNvGraphicFramePr>
+            <a:graphic xmlns:a="http://schemas.openxmlformats.org/drawingml/2006/main">
+              <a:graphicData uri="http://schemas.openxmlformats.org/drawingml/2006/picture">
+                <pic:pic xmlns:pic="http://schemas.openxmlformats.org/drawingml/2006/picture">
+                  <pic:nvPicPr>
+                    <pic:cNvPr id="2101718871" name="Picture 1" descr="A diagram of a person and person&#10;&#10;Description automatically generated with medium confidence"/>
+                    <pic:cNvPicPr/>
+                  </pic:nvPicPr>
+                  <pic:blipFill>
+                    <a:blip r:embed="rId32"/>
+                    <a:stretch>
+                      <a:fillRect/>
+                    </a:stretch>
+                  </pic:blipFill>
+                  <pic:spPr>
+                    <a:xfrm>
+                      <a:off x="0" y="0"/>
+                      <a:ext cx="5760720" cy="2854325"/>
                     </a:xfrm>
                     <a:prstGeom prst="rect">
                       <a:avLst/>
